--- a/06_可直接打开的Word版/01_计划与每日笔记__每日笔记__Day04_6月1日_方差分析.docx
+++ b/06_可直接打开的Word版/01_计划与每日笔记__每日笔记__Day04_6月1日_方差分析.docx
@@ -3,11 +3,11 @@
 <w:document xmlns:wpc="http://schemas.microsoft.com/office/word/2010/wordprocessingCanvas" xmlns:mo="http://schemas.microsoft.com/office/mac/office/2008/main" xmlns:mc="http://schemas.openxmlformats.org/markup-compatibility/2006" xmlns:mv="urn:schemas-microsoft-com:mac:vml" xmlns:o="urn:schemas-microsoft-com:office:office" xmlns:r="http://schemas.openxmlformats.org/officeDocument/2006/relationships" xmlns:m="http://schemas.openxmlformats.org/officeDocument/2006/math" xmlns:v="urn:schemas-microsoft-com:vml" xmlns:wp14="http://schemas.microsoft.com/office/word/2010/wordprocessingDrawing" xmlns:wp="http://schemas.openxmlformats.org/drawingml/2006/wordprocessingDrawing" xmlns:w10="urn:schemas-microsoft-com:office:word" xmlns:w="http://schemas.openxmlformats.org/wordprocessingml/2006/main" xmlns:w14="http://schemas.microsoft.com/office/word/2010/wordml" xmlns:wpg="http://schemas.microsoft.com/office/word/2010/wordprocessingGroup" xmlns:wpi="http://schemas.microsoft.com/office/word/2010/wordprocessingInk" xmlns:wne="http://schemas.microsoft.com/office/word/2006/wordml" xmlns:wps="http://schemas.microsoft.com/office/word/2010/wordprocessingShape" mc:Ignorable="w14 wp14">
   <w:body>
     <w:p>
-      <w:pPr>
-        <w:pStyle w:val="Heading1"/>
-      </w:pPr>
       <w:r>
-        <w:t>Day04_6月1日_方差分析</w:t>
+        <w:rPr>
+          <w:rFonts w:ascii="Microsoft YaHei" w:hAnsi="Microsoft YaHei" w:eastAsia="Microsoft YaHei"/>
+        </w:rPr>
+        <w:t>﻿# Day04_6月1日_方差分析</w:t>
       </w:r>
     </w:p>
     <w:p/>
@@ -15,7 +15,6 @@
       <w:r>
         <w:rPr>
           <w:rFonts w:ascii="Microsoft YaHei" w:hAnsi="Microsoft YaHei" w:eastAsia="Microsoft YaHei"/>
-          <w:sz w:val="22"/>
         </w:rPr>
         <w:t>日期：2026年6月1日</w:t>
       </w:r>
@@ -25,7 +24,6 @@
       <w:r>
         <w:rPr>
           <w:rFonts w:ascii="Microsoft YaHei" w:hAnsi="Microsoft YaHei" w:eastAsia="Microsoft YaHei"/>
-          <w:sz w:val="22"/>
         </w:rPr>
         <w:t>对应 Day：Day04</w:t>
       </w:r>
@@ -35,7 +33,6 @@
       <w:r>
         <w:rPr>
           <w:rFonts w:ascii="Microsoft YaHei" w:hAnsi="Microsoft YaHei" w:eastAsia="Microsoft YaHei"/>
-          <w:sz w:val="22"/>
         </w:rPr>
         <w:t>主题：方差分析</w:t>
       </w:r>
@@ -45,7 +42,6 @@
       <w:r>
         <w:rPr>
           <w:rFonts w:ascii="Microsoft YaHei" w:hAnsi="Microsoft YaHei" w:eastAsia="Microsoft YaHei"/>
-          <w:sz w:val="22"/>
         </w:rPr>
         <w:t>计划来源：`00_每日执行总表.md`</w:t>
       </w:r>
@@ -55,7 +51,6 @@
       <w:r>
         <w:rPr>
           <w:rFonts w:ascii="Microsoft YaHei" w:hAnsi="Microsoft YaHei" w:eastAsia="Microsoft YaHei"/>
-          <w:sz w:val="22"/>
         </w:rPr>
         <w:t>详细复习版：`每日笔记\Day04_6月1日_方差分析_详细版.md`</w:t>
       </w:r>
@@ -74,7 +69,6 @@
       <w:r>
         <w:rPr>
           <w:rFonts w:ascii="Microsoft YaHei" w:hAnsi="Microsoft YaHei" w:eastAsia="Microsoft YaHei"/>
-          <w:sz w:val="22"/>
         </w:rPr>
         <w:t>方差分析用于比较三组及以上独立样本的总体均数是否相同。</w:t>
       </w:r>
@@ -84,7 +78,6 @@
       <w:r>
         <w:rPr>
           <w:rFonts w:ascii="Microsoft YaHei" w:hAnsi="Microsoft YaHei" w:eastAsia="Microsoft YaHei"/>
-          <w:sz w:val="22"/>
         </w:rPr>
         <w:t>核心问题：</w:t>
       </w:r>
@@ -97,7 +90,6 @@
       <w:r>
         <w:rPr>
           <w:rFonts w:ascii="Microsoft YaHei" w:hAnsi="Microsoft YaHei" w:eastAsia="Microsoft YaHei"/>
-          <w:sz w:val="22"/>
         </w:rPr>
         <w:t>不是问“每两组是否都不同”。</w:t>
       </w:r>
@@ -109,7 +101,6 @@
       <w:r>
         <w:rPr>
           <w:rFonts w:ascii="Microsoft YaHei" w:hAnsi="Microsoft YaHei" w:eastAsia="Microsoft YaHei"/>
-          <w:sz w:val="22"/>
         </w:rPr>
         <w:t>而是先问“多个总体均数是否不全相同”。</w:t>
       </w:r>
@@ -121,7 +112,6 @@
       <w:r>
         <w:rPr>
           <w:rFonts w:ascii="Microsoft YaHei" w:hAnsi="Microsoft YaHei" w:eastAsia="Microsoft YaHei"/>
-          <w:sz w:val="22"/>
         </w:rPr>
         <w:t>如果整体检验 P&lt;0.05，再考虑事后两两比较。</w:t>
       </w:r>
@@ -143,7 +133,6 @@
       <w:r>
         <w:rPr>
           <w:rFonts w:ascii="Microsoft YaHei" w:hAnsi="Microsoft YaHei" w:eastAsia="Microsoft YaHei"/>
-          <w:sz w:val="22"/>
         </w:rPr>
         <w:t>资料类型：计量资料。</w:t>
       </w:r>
@@ -155,7 +144,6 @@
       <w:r>
         <w:rPr>
           <w:rFonts w:ascii="Microsoft YaHei" w:hAnsi="Microsoft YaHei" w:eastAsia="Microsoft YaHei"/>
-          <w:sz w:val="22"/>
         </w:rPr>
         <w:t>分组方式：三组及以上独立组。</w:t>
       </w:r>
@@ -167,7 +155,6 @@
       <w:r>
         <w:rPr>
           <w:rFonts w:ascii="Microsoft YaHei" w:hAnsi="Microsoft YaHei" w:eastAsia="Microsoft YaHei"/>
-          <w:sz w:val="22"/>
         </w:rPr>
         <w:t>常见设计：完全随机设计；随机区组设计。</w:t>
       </w:r>
@@ -179,7 +166,6 @@
       <w:r>
         <w:rPr>
           <w:rFonts w:ascii="Microsoft YaHei" w:hAnsi="Microsoft YaHei" w:eastAsia="Microsoft YaHei"/>
-          <w:sz w:val="22"/>
         </w:rPr>
         <w:t>基本条件：各组独立、近似正态、方差齐性。</w:t>
       </w:r>
@@ -201,7 +187,6 @@
       <w:r>
         <w:rPr>
           <w:rFonts w:ascii="Microsoft YaHei" w:hAnsi="Microsoft YaHei" w:eastAsia="Microsoft YaHei"/>
-          <w:sz w:val="22"/>
         </w:rPr>
         <w:t>组间变异：不同处理组均数之间的差异，包含处理因素作用和随机误差。</w:t>
       </w:r>
@@ -213,7 +198,6 @@
       <w:r>
         <w:rPr>
           <w:rFonts w:ascii="Microsoft YaHei" w:hAnsi="Microsoft YaHei" w:eastAsia="Microsoft YaHei"/>
-          <w:sz w:val="22"/>
         </w:rPr>
         <w:t>组内变异：同一组内部个体之间的差异，主要反映随机误差。</w:t>
       </w:r>
@@ -225,7 +209,6 @@
       <w:r>
         <w:rPr>
           <w:rFonts w:ascii="Microsoft YaHei" w:hAnsi="Microsoft YaHei" w:eastAsia="Microsoft YaHei"/>
-          <w:sz w:val="22"/>
         </w:rPr>
         <w:t>F值：组间均方 / 组内均方。</w:t>
       </w:r>
@@ -237,7 +220,6 @@
       <w:r>
         <w:rPr>
           <w:rFonts w:ascii="Microsoft YaHei" w:hAnsi="Microsoft YaHei" w:eastAsia="Microsoft YaHei"/>
-          <w:sz w:val="22"/>
         </w:rPr>
         <w:t>P值：看整体多个总体均数是否不全相同。</w:t>
       </w:r>
@@ -249,7 +231,6 @@
       <w:r>
         <w:rPr>
           <w:rFonts w:ascii="Microsoft YaHei" w:hAnsi="Microsoft YaHei" w:eastAsia="Microsoft YaHei"/>
-          <w:sz w:val="22"/>
         </w:rPr>
         <w:t>方差齐性：各比较组的总体方差相等。</w:t>
       </w:r>
@@ -268,7 +249,6 @@
       <w:r>
         <w:rPr>
           <w:rFonts w:ascii="Microsoft YaHei" w:hAnsi="Microsoft YaHei" w:eastAsia="Microsoft YaHei"/>
-          <w:sz w:val="22"/>
         </w:rPr>
         <w:t>单因素方差分析：</w:t>
       </w:r>
@@ -278,7 +258,6 @@
       <w:r>
         <w:rPr>
           <w:rFonts w:ascii="Microsoft YaHei" w:hAnsi="Microsoft YaHei" w:eastAsia="Microsoft YaHei"/>
-          <w:sz w:val="22"/>
         </w:rPr>
         <w:t>`Analyze &gt; Compare Means &gt; One-Way ANOVA`</w:t>
       </w:r>
@@ -288,7 +267,6 @@
       <w:r>
         <w:rPr>
           <w:rFonts w:ascii="Microsoft YaHei" w:hAnsi="Microsoft YaHei" w:eastAsia="Microsoft YaHei"/>
-          <w:sz w:val="22"/>
         </w:rPr>
         <w:t>推荐数据：</w:t>
       </w:r>
@@ -298,7 +276,6 @@
       <w:r>
         <w:rPr>
           <w:rFonts w:ascii="Microsoft YaHei" w:hAnsi="Microsoft YaHei" w:eastAsia="Microsoft YaHei"/>
-          <w:sz w:val="22"/>
         </w:rPr>
         <w:t>`课程网站资料\例04-02.sav`</w:t>
       </w:r>
@@ -308,7 +285,6 @@
       <w:r>
         <w:rPr>
           <w:rFonts w:ascii="Microsoft YaHei" w:hAnsi="Microsoft YaHei" w:eastAsia="Microsoft YaHei"/>
-          <w:sz w:val="22"/>
         </w:rPr>
         <w:t>操作顺序：</w:t>
       </w:r>
@@ -321,7 +297,6 @@
       <w:r>
         <w:rPr>
           <w:rFonts w:ascii="Microsoft YaHei" w:hAnsi="Microsoft YaHei" w:eastAsia="Microsoft YaHei"/>
-          <w:sz w:val="22"/>
         </w:rPr>
         <w:t>打开 `例04-02.sav`。</w:t>
       </w:r>
@@ -333,7 +308,6 @@
       <w:r>
         <w:rPr>
           <w:rFonts w:ascii="Microsoft YaHei" w:hAnsi="Microsoft YaHei" w:eastAsia="Microsoft YaHei"/>
-          <w:sz w:val="22"/>
         </w:rPr>
         <w:t>先看 Variable View，确认哪个是计量因变量，哪个是分组变量。</w:t>
       </w:r>
@@ -345,7 +319,6 @@
       <w:r>
         <w:rPr>
           <w:rFonts w:ascii="Microsoft YaHei" w:hAnsi="Microsoft YaHei" w:eastAsia="Microsoft YaHei"/>
-          <w:sz w:val="22"/>
         </w:rPr>
         <w:t>进入 One-Way ANOVA。</w:t>
       </w:r>
@@ -357,7 +330,6 @@
       <w:r>
         <w:rPr>
           <w:rFonts w:ascii="Microsoft YaHei" w:hAnsi="Microsoft YaHei" w:eastAsia="Microsoft YaHei"/>
-          <w:sz w:val="22"/>
         </w:rPr>
         <w:t>因变量放入 Dependent List。</w:t>
       </w:r>
@@ -369,7 +341,6 @@
       <w:r>
         <w:rPr>
           <w:rFonts w:ascii="Microsoft YaHei" w:hAnsi="Microsoft YaHei" w:eastAsia="Microsoft YaHei"/>
-          <w:sz w:val="22"/>
         </w:rPr>
         <w:t>分组变量放入 Factor。</w:t>
       </w:r>
@@ -381,7 +352,6 @@
       <w:r>
         <w:rPr>
           <w:rFonts w:ascii="Microsoft YaHei" w:hAnsi="Microsoft YaHei" w:eastAsia="Microsoft YaHei"/>
-          <w:sz w:val="22"/>
         </w:rPr>
         <w:t>Options 中勾选 Descriptive 和 Homogeneity of variance test。</w:t>
       </w:r>
@@ -393,7 +363,6 @@
       <w:r>
         <w:rPr>
           <w:rFonts w:ascii="Microsoft YaHei" w:hAnsi="Microsoft YaHei" w:eastAsia="Microsoft YaHei"/>
-          <w:sz w:val="22"/>
         </w:rPr>
         <w:t>如果整体 P&lt;0.05，再看或练习 Post Hoc。</w:t>
       </w:r>
@@ -415,7 +384,6 @@
       <w:r>
         <w:rPr>
           <w:rFonts w:ascii="Microsoft YaHei" w:hAnsi="Microsoft YaHei" w:eastAsia="Microsoft YaHei"/>
-          <w:sz w:val="22"/>
         </w:rPr>
         <w:t>Descriptives：看各组例数、均数、标准差。</w:t>
       </w:r>
@@ -427,7 +395,6 @@
       <w:r>
         <w:rPr>
           <w:rFonts w:ascii="Microsoft YaHei" w:hAnsi="Microsoft YaHei" w:eastAsia="Microsoft YaHei"/>
-          <w:sz w:val="22"/>
         </w:rPr>
         <w:t>Test of Homogeneity of Variances：看方差齐性检验的 Sig.。</w:t>
       </w:r>
@@ -439,7 +406,6 @@
       <w:r>
         <w:rPr>
           <w:rFonts w:ascii="Microsoft YaHei" w:hAnsi="Microsoft YaHei" w:eastAsia="Microsoft YaHei"/>
-          <w:sz w:val="22"/>
         </w:rPr>
         <w:t>ANOVA：看 F 和 Sig.。</w:t>
       </w:r>
@@ -449,7 +415,6 @@
       <w:r>
         <w:rPr>
           <w:rFonts w:ascii="Microsoft YaHei" w:hAnsi="Microsoft YaHei" w:eastAsia="Microsoft YaHei"/>
-          <w:sz w:val="22"/>
         </w:rPr>
         <w:t>判断：</w:t>
       </w:r>
@@ -462,7 +427,6 @@
       <w:r>
         <w:rPr>
           <w:rFonts w:ascii="Microsoft YaHei" w:hAnsi="Microsoft YaHei" w:eastAsia="Microsoft YaHei"/>
-          <w:sz w:val="22"/>
         </w:rPr>
         <w:t>ANOVA 表中 Sig. &lt; 0.05：多个总体均数不全相同。</w:t>
       </w:r>
@@ -474,7 +438,6 @@
       <w:r>
         <w:rPr>
           <w:rFonts w:ascii="Microsoft YaHei" w:hAnsi="Microsoft YaHei" w:eastAsia="Microsoft YaHei"/>
-          <w:sz w:val="22"/>
         </w:rPr>
         <w:t>ANOVA 表中 Sig. &gt;= 0.05：尚不能认为多个总体均数不同。</w:t>
       </w:r>
@@ -486,7 +449,6 @@
       <w:r>
         <w:rPr>
           <w:rFonts w:ascii="Microsoft YaHei" w:hAnsi="Microsoft YaHei" w:eastAsia="Microsoft YaHei"/>
-          <w:sz w:val="22"/>
         </w:rPr>
         <w:t>不能把 P&lt;0.05 写成“各组均数都不同”。</w:t>
       </w:r>
@@ -505,7 +467,6 @@
       <w:r>
         <w:rPr>
           <w:rFonts w:ascii="Microsoft YaHei" w:hAnsi="Microsoft YaHei" w:eastAsia="Microsoft YaHei"/>
-          <w:sz w:val="22"/>
         </w:rPr>
         <w:t>`采用单因素方差分析，结果显示 P=……。按 α=0.05 水准，P&lt;0.05，多个总体均数不全相同，差异有统计学意义。`</w:t>
       </w:r>
@@ -515,7 +476,6 @@
       <w:r>
         <w:rPr>
           <w:rFonts w:ascii="Microsoft YaHei" w:hAnsi="Microsoft YaHei" w:eastAsia="Microsoft YaHei"/>
-          <w:sz w:val="22"/>
         </w:rPr>
         <w:t>或：</w:t>
       </w:r>
@@ -525,7 +485,6 @@
       <w:r>
         <w:rPr>
           <w:rFonts w:ascii="Microsoft YaHei" w:hAnsi="Microsoft YaHei" w:eastAsia="Microsoft YaHei"/>
-          <w:sz w:val="22"/>
         </w:rPr>
         <w:t>`采用单因素方差分析，结果显示 P=……。按 α=0.05 水准，P&gt;=0.05，尚不能认为多个总体均数不同，差异无统计学意义。`</w:t>
       </w:r>
@@ -535,7 +494,6 @@
       <w:r>
         <w:rPr>
           <w:rFonts w:ascii="Microsoft YaHei" w:hAnsi="Microsoft YaHei" w:eastAsia="Microsoft YaHei"/>
-          <w:sz w:val="22"/>
         </w:rPr>
         <w:t>本次 SPSS 输出结论：</w:t>
       </w:r>
@@ -545,7 +503,6 @@
       <w:r>
         <w:rPr>
           <w:rFonts w:ascii="Microsoft YaHei" w:hAnsi="Microsoft YaHei" w:eastAsia="Microsoft YaHei"/>
-          <w:sz w:val="22"/>
         </w:rPr>
         <w:t>`采用单因素方差分析，结果显示 F=24.884，P&lt;0.001。按 α=0.05 水准，P&lt;0.05，差异有统计学意义，可认为 placebo、2.4g、4.8g、7.2g 四组总体均数不全相同。`</w:t>
       </w:r>
@@ -555,7 +512,6 @@
       <w:r>
         <w:rPr>
           <w:rFonts w:ascii="Microsoft YaHei" w:hAnsi="Microsoft YaHei" w:eastAsia="Microsoft YaHei"/>
-          <w:sz w:val="22"/>
         </w:rPr>
         <w:t>方差齐性检验：</w:t>
       </w:r>
@@ -565,7 +521,6 @@
       <w:r>
         <w:rPr>
           <w:rFonts w:ascii="Microsoft YaHei" w:hAnsi="Microsoft YaHei" w:eastAsia="Microsoft YaHei"/>
-          <w:sz w:val="22"/>
         </w:rPr>
         <w:t>`基于平均值的 Levene 检验 P=0.188，P&gt;0.05，尚不能认为各组总体方差不齐，方差齐性条件可接受。`</w:t>
       </w:r>
@@ -584,7 +539,6 @@
       <w:r>
         <w:rPr>
           <w:rFonts w:ascii="Microsoft YaHei" w:hAnsi="Microsoft YaHei" w:eastAsia="Microsoft YaHei"/>
-          <w:sz w:val="22"/>
         </w:rPr>
         <w:t>完成：</w:t>
       </w:r>
@@ -594,7 +548,6 @@
       <w:r>
         <w:rPr>
           <w:rFonts w:ascii="Microsoft YaHei" w:hAnsi="Microsoft YaHei" w:eastAsia="Microsoft YaHei"/>
-          <w:sz w:val="22"/>
         </w:rPr>
         <w:t>`选择题按章节\04_方差分析.md`</w:t>
       </w:r>
@@ -604,7 +557,6 @@
       <w:r>
         <w:rPr>
           <w:rFonts w:ascii="Microsoft YaHei" w:hAnsi="Microsoft YaHei" w:eastAsia="Microsoft YaHei"/>
-          <w:sz w:val="22"/>
         </w:rPr>
         <w:t>共 18 题。</w:t>
       </w:r>
@@ -614,7 +566,6 @@
       <w:r>
         <w:rPr>
           <w:rFonts w:ascii="Microsoft YaHei" w:hAnsi="Microsoft YaHei" w:eastAsia="Microsoft YaHei"/>
-          <w:sz w:val="22"/>
         </w:rPr>
         <w:t>重点题型：</w:t>
       </w:r>
@@ -627,7 +578,6 @@
       <w:r>
         <w:rPr>
           <w:rFonts w:ascii="Microsoft YaHei" w:hAnsi="Microsoft YaHei" w:eastAsia="Microsoft YaHei"/>
-          <w:sz w:val="22"/>
         </w:rPr>
         <w:t>第 1-6 题：方差分析基本概念、SS、MS、F。</w:t>
       </w:r>
@@ -639,7 +589,6 @@
       <w:r>
         <w:rPr>
           <w:rFonts w:ascii="Microsoft YaHei" w:hAnsi="Microsoft YaHei" w:eastAsia="Microsoft YaHei"/>
-          <w:sz w:val="22"/>
         </w:rPr>
         <w:t>第 7-11 题：应用条件、结论解释、为什么不能多次做 t 检验。</w:t>
       </w:r>
@@ -651,7 +600,6 @@
       <w:r>
         <w:rPr>
           <w:rFonts w:ascii="Microsoft YaHei" w:hAnsi="Microsoft YaHei" w:eastAsia="Microsoft YaHei"/>
-          <w:sz w:val="22"/>
         </w:rPr>
         <w:t>第 12-18 题：随机区组、拉丁方、交叉设计。</w:t>
       </w:r>
@@ -673,7 +621,6 @@
       <w:r>
         <w:rPr>
           <w:rFonts w:ascii="Microsoft YaHei" w:hAnsi="Microsoft YaHei" w:eastAsia="Microsoft YaHei"/>
-          <w:sz w:val="22"/>
         </w:rPr>
         <w:t>两组均数：t检验。</w:t>
       </w:r>
@@ -685,7 +632,6 @@
       <w:r>
         <w:rPr>
           <w:rFonts w:ascii="Microsoft YaHei" w:hAnsi="Microsoft YaHei" w:eastAsia="Microsoft YaHei"/>
-          <w:sz w:val="22"/>
         </w:rPr>
         <w:t>三组及以上均数：方差分析。</w:t>
       </w:r>
@@ -697,7 +643,6 @@
       <w:r>
         <w:rPr>
           <w:rFonts w:ascii="Microsoft YaHei" w:hAnsi="Microsoft YaHei" w:eastAsia="Microsoft YaHei"/>
-          <w:sz w:val="22"/>
         </w:rPr>
         <w:t>方差分析结论只能先写“均数不全相同”，不能直接写“都不同”。</w:t>
       </w:r>
@@ -709,7 +654,6 @@
       <w:r>
         <w:rPr>
           <w:rFonts w:ascii="Microsoft YaHei" w:hAnsi="Microsoft YaHei" w:eastAsia="Microsoft YaHei"/>
-          <w:sz w:val="22"/>
         </w:rPr>
         <w:t>P&lt;0.05 后才考虑两两比较。</w:t>
       </w:r>
@@ -721,7 +665,6 @@
       <w:r>
         <w:rPr>
           <w:rFonts w:ascii="Microsoft YaHei" w:hAnsi="Microsoft YaHei" w:eastAsia="Microsoft YaHei"/>
-          <w:sz w:val="22"/>
         </w:rPr>
         <w:t>多次做 t 检验会增大 I 类错误概率。</w:t>
       </w:r>
@@ -733,7 +676,6 @@
       <w:r>
         <w:rPr>
           <w:rFonts w:ascii="Microsoft YaHei" w:hAnsi="Microsoft YaHei" w:eastAsia="Microsoft YaHei"/>
-          <w:sz w:val="22"/>
         </w:rPr>
         <w:t>完全随机设计中：SS总 = SS组间 + SS组内。</w:t>
       </w:r>
@@ -749,48 +691,58 @@
     </w:p>
     <w:p/>
     <w:p>
+      <w:pPr>
+        <w:pStyle w:val="ListBullet"/>
+      </w:pPr>
       <w:r>
         <w:rPr>
           <w:rFonts w:ascii="Microsoft YaHei" w:hAnsi="Microsoft YaHei" w:eastAsia="Microsoft YaHei"/>
-          <w:sz w:val="22"/>
         </w:rPr>
-        <w:t>? 概念</w:t>
+        <w:t>[x] 概念</w:t>
       </w:r>
     </w:p>
     <w:p>
+      <w:pPr>
+        <w:pStyle w:val="ListBullet"/>
+      </w:pPr>
       <w:r>
         <w:rPr>
           <w:rFonts w:ascii="Microsoft YaHei" w:hAnsi="Microsoft YaHei" w:eastAsia="Microsoft YaHei"/>
-          <w:sz w:val="22"/>
         </w:rPr>
-        <w:t>? 选择题</w:t>
+        <w:t>[x] 选择题</w:t>
       </w:r>
     </w:p>
     <w:p>
+      <w:pPr>
+        <w:pStyle w:val="ListBullet"/>
+      </w:pPr>
       <w:r>
         <w:rPr>
           <w:rFonts w:ascii="Microsoft YaHei" w:hAnsi="Microsoft YaHei" w:eastAsia="Microsoft YaHei"/>
-          <w:sz w:val="22"/>
         </w:rPr>
-        <w:t>? SPSS</w:t>
+        <w:t>[x] SPSS</w:t>
       </w:r>
     </w:p>
     <w:p>
+      <w:pPr>
+        <w:pStyle w:val="ListBullet"/>
+      </w:pPr>
       <w:r>
         <w:rPr>
           <w:rFonts w:ascii="Microsoft YaHei" w:hAnsi="Microsoft YaHei" w:eastAsia="Microsoft YaHei"/>
-          <w:sz w:val="22"/>
         </w:rPr>
-        <w:t>? 错题整理</w:t>
+        <w:t>[x] 错题整理</w:t>
       </w:r>
     </w:p>
     <w:p>
+      <w:pPr>
+        <w:pStyle w:val="ListBullet"/>
+      </w:pPr>
       <w:r>
         <w:rPr>
           <w:rFonts w:ascii="Microsoft YaHei" w:hAnsi="Microsoft YaHei" w:eastAsia="Microsoft YaHei"/>
-          <w:sz w:val="22"/>
         </w:rPr>
-        <w:t>? 保存 SPSS 输出截图</w:t>
+        <w:t>[x] 保存 SPSS 输出截图</w:t>
       </w:r>
     </w:p>
     <w:p/>
@@ -798,7 +750,6 @@
       <w:r>
         <w:rPr>
           <w:rFonts w:ascii="Microsoft YaHei" w:hAnsi="Microsoft YaHei" w:eastAsia="Microsoft YaHei"/>
-          <w:sz w:val="22"/>
         </w:rPr>
         <w:t>截图：`SPSS截图\0601_单因素方差分析_例04-02_ANOVA输出.png`</w:t>
       </w:r>
@@ -1178,7 +1129,7 @@
     <w:rsid w:val="00FC693F"/>
     <w:rPr>
       <w:rFonts w:ascii="Microsoft YaHei" w:hAnsi="Microsoft YaHei" w:eastAsia="Microsoft YaHei"/>
-      <w:sz w:val="22"/>
+      <w:sz w:val="21"/>
     </w:rPr>
   </w:style>
   <w:style w:type="paragraph" w:styleId="Header">
